--- a/files/Zane-Resume.docx
+++ b/files/Zane-Resume.docx
@@ -32,553 +32,6 @@
         </w:rPr>
         <w:t>Glendon Zane</w:t>
       </w:r>
-    </w:p>
-    <w:p>
-      <w:pPr>
-        <w:spacing w:after="60" w:line="240" w:lineRule="auto"/>
-        <w:rPr>
-          <w:b/>
-          <w:sz w:val="20"/>
-          <w:szCs w:val="10"/>
-        </w:rPr>
-      </w:pPr>
-    </w:p>
-    <w:p>
-      <w:pPr>
-        <w:spacing w:after="60" w:line="240" w:lineRule="auto"/>
-      </w:pPr>
-      <w:r>
-        <w:t xml:space="preserve">Woodbine, </w:t>
-      </w:r>
-      <w:r>
-        <w:t>GA | (</w:t>
-      </w:r>
-      <w:r>
-        <w:t>760) 525-</w:t>
-      </w:r>
-      <w:r>
-        <w:t>6770 |</w:t>
-      </w:r>
-      <w:r>
-        <w:t xml:space="preserve"> </w:t>
-      </w:r>
-      <w:r>
-        <w:t xml:space="preserve"> </w:t>
-      </w:r>
-      <w:hyperlink r:id="rId6" w:history="1">
-        <w:r>
-          <w:rPr>
-            <w:rStyle w:val="Hyperlink"/>
-            <w:u w:val="none"/>
-          </w:rPr>
-          <w:t>glendonzane1@gmail.com</w:t>
-        </w:r>
-      </w:hyperlink>
-      <w:r>
-        <w:t xml:space="preserve">  </w:t>
-      </w:r>
-      <w:r>
-        <w:rPr>
-          <w:b/>
-          <w:color w:val="000000" w:themeColor="text1"/>
-        </w:rPr>
-        <w:t>|</w:t>
-      </w:r>
-      <w:r>
-        <w:t xml:space="preserve"> </w:t>
-      </w:r>
-      <w:r>
-        <w:t xml:space="preserve"> </w:t>
-      </w:r>
-      <w:hyperlink r:id="rId7" w:history="1">
-        <w:r>
-          <w:rPr>
-            <w:rStyle w:val="Hyperlink"/>
-          </w:rPr>
-          <w:t>linkedin.com/in/</w:t>
-        </w:r>
-        <w:proofErr w:type="spellStart"/>
-        <w:r>
-          <w:rPr>
-            <w:rStyle w:val="Hyperlink"/>
-          </w:rPr>
-          <w:t>glendon-zane</w:t>
-        </w:r>
-        <w:proofErr w:type="spellEnd"/>
-      </w:hyperlink>
-    </w:p>
-    <w:p>
-      <w:pPr>
-        <w:spacing w:after="60" w:line="240" w:lineRule="auto"/>
-      </w:pPr>
-    </w:p>
-    <w:p>
-      <w:pPr>
-        <w:spacing w:after="60" w:line="240" w:lineRule="auto"/>
-      </w:pPr>
-      <w:r>
-        <w:t>U.S. Navy Chief Petty Officer (</w:t>
-      </w:r>
-      <w:r>
-        <w:t>Retired) | Active</w:t>
-      </w:r>
-      <w:r>
-        <w:t xml:space="preserve"> Top Secret Security Clearance (SCI Eligible)</w:t>
-      </w:r>
-      <w:r>
-        <w:t xml:space="preserve"> | Disabled Veteran</w:t>
-      </w:r>
-    </w:p>
-    <w:p>
-      <w:pPr>
-        <w:spacing w:after="60" w:line="240" w:lineRule="auto"/>
-        <w:rPr>
-          <w:sz w:val="12"/>
-          <w:szCs w:val="12"/>
-        </w:rPr>
-      </w:pPr>
-    </w:p>
-    <w:p>
-      <w:pPr>
-        <w:pBdr>
-          <w:bottom w:val="single" w:sz="4" w:space="1" w:color="auto"/>
-        </w:pBdr>
-        <w:spacing w:after="60" w:line="240" w:lineRule="auto"/>
-        <w:rPr>
-          <w:b/>
-          <w:sz w:val="24"/>
-          <w:szCs w:val="24"/>
-        </w:rPr>
-      </w:pPr>
-      <w:r>
-        <w:rPr>
-          <w:b/>
-          <w:sz w:val="24"/>
-          <w:szCs w:val="24"/>
-        </w:rPr>
-        <w:t>PROFESSIONAL SUMMARY</w:t>
-      </w:r>
-    </w:p>
-    <w:p>
-      <w:pPr>
-        <w:spacing w:after="60" w:line="240" w:lineRule="auto"/>
-        <w:rPr>
-          <w:sz w:val="12"/>
-          <w:szCs w:val="12"/>
-        </w:rPr>
-      </w:pPr>
-    </w:p>
-    <w:p>
-      <w:pPr>
-        <w:spacing w:after="60" w:line="240" w:lineRule="auto"/>
-      </w:pPr>
-      <w:r>
-        <w:t>Former U.S. Navy Chief Petty Officer with 14+ years of leadership experience supervising personnel, managing administrative operations, and supporting mission-critical programs in highly regulated environments. Proven background in technical support, information systems administration, records management, reporting, data analysis, process improvement, compliance, and cross-functional collaboration. Experienced in troubleshooting complex personnel, pay, and travel systems while maintaining data accuracy, sec</w:t>
-      </w:r>
-      <w:r>
-        <w:t>urity, and operational readiness</w:t>
-      </w:r>
-      <w:r>
-        <w:t>, and currently p</w:t>
-      </w:r>
-      <w:r>
-        <w:t xml:space="preserve">ursuing an Associate of Science in Information Technology </w:t>
-      </w:r>
-      <w:r>
-        <w:t xml:space="preserve">with a focus on </w:t>
-      </w:r>
-      <w:r>
-        <w:t>in</w:t>
-      </w:r>
-      <w:r>
-        <w:t>formation technology, systems administration, technical support, and process automation.</w:t>
-      </w:r>
-    </w:p>
-    <w:p>
-      <w:pPr>
-        <w:spacing w:after="60" w:line="240" w:lineRule="auto"/>
-        <w:rPr>
-          <w:sz w:val="12"/>
-          <w:szCs w:val="12"/>
-        </w:rPr>
-      </w:pPr>
-    </w:p>
-    <w:p>
-      <w:pPr>
-        <w:pBdr>
-          <w:bottom w:val="single" w:sz="4" w:space="1" w:color="auto"/>
-        </w:pBdr>
-        <w:spacing w:after="60" w:line="240" w:lineRule="auto"/>
-        <w:rPr>
-          <w:b/>
-          <w:sz w:val="24"/>
-          <w:szCs w:val="24"/>
-        </w:rPr>
-      </w:pPr>
-      <w:r>
-        <w:rPr>
-          <w:b/>
-          <w:sz w:val="24"/>
-          <w:szCs w:val="24"/>
-        </w:rPr>
-        <w:t>CORE COMPETENCIES</w:t>
-      </w:r>
-    </w:p>
-    <w:p>
-      <w:pPr>
-        <w:spacing w:after="60" w:line="240" w:lineRule="auto"/>
-        <w:rPr>
-          <w:sz w:val="6"/>
-          <w:szCs w:val="6"/>
-        </w:rPr>
-      </w:pPr>
-    </w:p>
-    <w:p>
-      <w:pPr>
-        <w:spacing w:after="60" w:line="240" w:lineRule="auto"/>
-      </w:pPr>
-      <w:r>
-        <w:t xml:space="preserve">Technical Support &amp; Troubleshooting </w:t>
-      </w:r>
-      <w:r>
-        <w:rPr>
-          <w:b/>
-          <w:color w:val="000000" w:themeColor="text1"/>
-          <w:sz w:val="20"/>
-        </w:rPr>
-        <w:t>|</w:t>
-      </w:r>
-      <w:r>
-        <w:t xml:space="preserve"> Information Systems Administration </w:t>
-      </w:r>
-      <w:r>
-        <w:rPr>
-          <w:b/>
-          <w:color w:val="000000" w:themeColor="text1"/>
-          <w:sz w:val="20"/>
-        </w:rPr>
-        <w:t>|</w:t>
-      </w:r>
-      <w:r>
-        <w:t xml:space="preserve"> Data Management</w:t>
-      </w:r>
-      <w:r>
-        <w:br/>
-      </w:r>
-      <w:r>
-        <w:t xml:space="preserve">Reporting &amp; Data Analysis </w:t>
-      </w:r>
-      <w:r>
-        <w:rPr>
-          <w:b/>
-          <w:color w:val="000000" w:themeColor="text1"/>
-          <w:sz w:val="20"/>
-        </w:rPr>
-        <w:t>|</w:t>
-      </w:r>
-      <w:r>
-        <w:t xml:space="preserve"> </w:t>
-      </w:r>
-      <w:r>
-        <w:t xml:space="preserve">Records Management &amp; Compliance </w:t>
-      </w:r>
-      <w:r>
-        <w:rPr>
-          <w:b/>
-          <w:color w:val="000000" w:themeColor="text1"/>
-          <w:sz w:val="20"/>
-        </w:rPr>
-        <w:t>|</w:t>
-      </w:r>
-      <w:r>
-        <w:t xml:space="preserve"> Process Improvement </w:t>
-      </w:r>
-    </w:p>
-    <w:p>
-      <w:pPr>
-        <w:spacing w:after="60" w:line="240" w:lineRule="auto"/>
-      </w:pPr>
-      <w:r>
-        <w:t>Microsoft 365 &amp; Office Suite</w:t>
-      </w:r>
-      <w:r>
-        <w:t xml:space="preserve"> </w:t>
-      </w:r>
-      <w:r>
-        <w:rPr>
-          <w:b/>
-          <w:color w:val="000000" w:themeColor="text1"/>
-          <w:sz w:val="20"/>
-        </w:rPr>
-        <w:t>|</w:t>
-      </w:r>
-      <w:r>
-        <w:t xml:space="preserve"> </w:t>
-      </w:r>
-      <w:r>
-        <w:t xml:space="preserve">End-User Support </w:t>
-      </w:r>
-      <w:r>
-        <w:rPr>
-          <w:b/>
-          <w:color w:val="000000" w:themeColor="text1"/>
-          <w:sz w:val="20"/>
-        </w:rPr>
-        <w:t>|</w:t>
-      </w:r>
-      <w:r>
-        <w:t xml:space="preserve"> Cross-Functional Team Collaboration</w:t>
-      </w:r>
-      <w:r>
-        <w:br/>
-      </w:r>
-      <w:r>
-        <w:t xml:space="preserve">Leadership </w:t>
-      </w:r>
-      <w:r>
-        <w:t xml:space="preserve">&amp; Staff Development </w:t>
-      </w:r>
-      <w:r>
-        <w:rPr>
-          <w:b/>
-          <w:color w:val="000000" w:themeColor="text1"/>
-          <w:sz w:val="20"/>
-        </w:rPr>
-        <w:t>|</w:t>
-      </w:r>
-      <w:r>
-        <w:t xml:space="preserve"> Project Coordination </w:t>
-      </w:r>
-      <w:r>
-        <w:rPr>
-          <w:b/>
-          <w:color w:val="000000" w:themeColor="text1"/>
-          <w:sz w:val="20"/>
-        </w:rPr>
-        <w:t>|</w:t>
-      </w:r>
-      <w:r>
-        <w:t xml:space="preserve"> Security &amp; Risk Management</w:t>
-      </w:r>
-    </w:p>
-    <w:p>
-      <w:pPr>
-        <w:spacing w:after="60" w:line="240" w:lineRule="auto"/>
-        <w:rPr>
-          <w:b/>
-          <w:sz w:val="12"/>
-          <w:szCs w:val="12"/>
-        </w:rPr>
-      </w:pPr>
-    </w:p>
-    <w:p>
-      <w:pPr>
-        <w:pBdr>
-          <w:bottom w:val="single" w:sz="4" w:space="1" w:color="auto"/>
-        </w:pBdr>
-        <w:spacing w:after="60" w:line="240" w:lineRule="auto"/>
-        <w:rPr>
-          <w:sz w:val="24"/>
-          <w:szCs w:val="24"/>
-        </w:rPr>
-      </w:pPr>
-      <w:r>
-        <w:rPr>
-          <w:b/>
-          <w:sz w:val="24"/>
-          <w:szCs w:val="24"/>
-        </w:rPr>
-        <w:t>PROFESSIONAL EXPERIENCE</w:t>
-      </w:r>
-    </w:p>
-    <w:p>
-      <w:pPr>
-        <w:spacing w:after="60" w:line="240" w:lineRule="auto"/>
-        <w:rPr>
-          <w:b/>
-          <w:sz w:val="6"/>
-          <w:szCs w:val="6"/>
-        </w:rPr>
-      </w:pPr>
-    </w:p>
-    <w:p>
-      <w:pPr>
-        <w:spacing w:after="60" w:line="240" w:lineRule="auto"/>
-      </w:pPr>
-      <w:r>
-        <w:rPr>
-          <w:b/>
-        </w:rPr>
-        <w:t>U.S. Navy – Chief Yeoman (E-7), Submarine Force</w:t>
-      </w:r>
-      <w:r>
-        <w:rPr>
-          <w:b/>
-        </w:rPr>
-        <w:br/>
-      </w:r>
-      <w:r>
-        <w:t>March 2011 – February 2026</w:t>
-      </w:r>
-    </w:p>
-    <w:p>
-      <w:pPr>
-        <w:pStyle w:val="ListBullet"/>
-        <w:tabs>
-          <w:tab w:val="clear" w:pos="360"/>
-        </w:tabs>
-        <w:spacing w:after="60" w:line="240" w:lineRule="auto"/>
-        <w:ind w:left="720"/>
-      </w:pPr>
-      <w:r>
-        <w:t>Managed personnel, pay, travel, and administrative programs supporting organizations of more than 400 personnel across multiple commands, ensuring operational readiness, compliance, and workforce accountability</w:t>
-      </w:r>
-      <w:r>
-        <w:t xml:space="preserve">, </w:t>
-      </w:r>
-      <w:r>
-        <w:t>while enabling</w:t>
-      </w:r>
-      <w:r>
-        <w:t xml:space="preserve"> </w:t>
-      </w:r>
-      <w:r>
-        <w:t>mission-focused operations</w:t>
-      </w:r>
-      <w:r>
-        <w:t>.</w:t>
-      </w:r>
-    </w:p>
-    <w:p>
-      <w:pPr>
-        <w:pStyle w:val="ListBullet"/>
-        <w:tabs>
-          <w:tab w:val="clear" w:pos="360"/>
-        </w:tabs>
-        <w:spacing w:after="60" w:line="240" w:lineRule="auto"/>
-        <w:ind w:left="720"/>
-      </w:pPr>
-      <w:r>
-        <w:t>Served as Administrative Department Leading Chief Petty Officer and Administrative Officer, overseeing personnel, pay, travel, records management, security administration, and workforce readiness programs</w:t>
-      </w:r>
-      <w:r>
-        <w:t xml:space="preserve"> </w:t>
-      </w:r>
-      <w:r>
-        <w:t>across multiple operational and shore-based commands</w:t>
-      </w:r>
-      <w:r>
-        <w:t>.</w:t>
-      </w:r>
-    </w:p>
-    <w:p>
-      <w:pPr>
-        <w:pStyle w:val="ListBullet"/>
-        <w:tabs>
-          <w:tab w:val="clear" w:pos="360"/>
-        </w:tabs>
-        <w:spacing w:after="60" w:line="240" w:lineRule="auto"/>
-        <w:ind w:left="720"/>
-      </w:pPr>
-      <w:r>
-        <w:t>Served as Command Pay and Personnel Administrator (CPPA), resolving complex payroll, entitlement, and travel issues through Salesforce eCRM and Department of Defense personnel systems while ensuring regulatory compliance.</w:t>
-      </w:r>
-    </w:p>
-    <w:p>
-      <w:pPr>
-        <w:pStyle w:val="ListBullet"/>
-        <w:tabs>
-          <w:tab w:val="clear" w:pos="360"/>
-        </w:tabs>
-        <w:spacing w:after="60" w:line="240" w:lineRule="auto"/>
-        <w:ind w:left="720"/>
-      </w:pPr>
-      <w:r>
-        <w:t>Administered personnel databases, records systems, and document control programs requiring exceptional accuracy, confidentiality, and regulatory compliance.</w:t>
-      </w:r>
-    </w:p>
-    <w:p>
-      <w:pPr>
-        <w:pStyle w:val="ListBullet"/>
-        <w:tabs>
-          <w:tab w:val="clear" w:pos="360"/>
-        </w:tabs>
-        <w:spacing w:after="60" w:line="240" w:lineRule="auto"/>
-        <w:ind w:left="720"/>
-      </w:pPr>
-      <w:r>
-        <w:t xml:space="preserve">Led process improvement and technology adoption </w:t>
-      </w:r>
-      <w:proofErr w:type="gramStart"/>
-      <w:r>
-        <w:t>initiatives that</w:t>
-      </w:r>
-      <w:proofErr w:type="gramEnd"/>
-      <w:r>
-        <w:t xml:space="preserve"> reduced administrative processing times by more than 60% while improving accountability, workflow efficiency, and data accuracy.</w:t>
-      </w:r>
-    </w:p>
-    <w:p>
-      <w:pPr>
-        <w:pStyle w:val="ListBullet"/>
-        <w:tabs>
-          <w:tab w:val="clear" w:pos="360"/>
-        </w:tabs>
-        <w:spacing w:after="60" w:line="240" w:lineRule="auto"/>
-        <w:ind w:left="720"/>
-      </w:pPr>
-      <w:r>
-        <w:t>Conducted audits, quality assurance reviews, and records validation efforts to improve data integrity, operational readiness, and compliance.</w:t>
-      </w:r>
-    </w:p>
-    <w:p>
-      <w:pPr>
-        <w:pStyle w:val="ListBullet"/>
-        <w:tabs>
-          <w:tab w:val="clear" w:pos="360"/>
-        </w:tabs>
-        <w:spacing w:after="60" w:line="240" w:lineRule="auto"/>
-        <w:ind w:left="720"/>
-      </w:pPr>
-      <w:r>
-        <w:t>Supported secure operations involving classified information and sensitive personnel data while maintaining zero security violations throughout multiple assignments.</w:t>
-      </w:r>
-    </w:p>
-    <w:p>
-      <w:pPr>
-        <w:pStyle w:val="ListBullet"/>
-        <w:tabs>
-          <w:tab w:val="clear" w:pos="360"/>
-        </w:tabs>
-        <w:spacing w:after="60" w:line="240" w:lineRule="auto"/>
-        <w:ind w:left="720"/>
-      </w:pPr>
-      <w:r>
-        <w:t>Trained, mentored, and developed junior personnel on administrative systems, customer service, troubleshooting procedures, and organizational policies.</w:t>
-      </w:r>
-    </w:p>
-    <w:p>
-      <w:pPr>
-        <w:pStyle w:val="ListBullet"/>
-        <w:tabs>
-          <w:tab w:val="clear" w:pos="360"/>
-        </w:tabs>
-        <w:spacing w:after="60" w:line="240" w:lineRule="auto"/>
-        <w:ind w:left="720"/>
-      </w:pPr>
-      <w:r>
-        <w:t>Coordinated travel, budgeting, onboarding, evaluations, workforce accountability, and personnel support functions across multiple commands worldwide.</w:t>
-      </w:r>
-    </w:p>
-    <w:p>
-      <w:pPr>
-        <w:pStyle w:val="ListBullet"/>
-        <w:tabs>
-          <w:tab w:val="clear" w:pos="360"/>
-        </w:tabs>
-        <w:spacing w:after="60" w:line="240" w:lineRule="auto"/>
-        <w:ind w:left="720"/>
-      </w:pPr>
       <w:r>
         <w:rPr>
           <w:b/>
@@ -586,7 +39,7 @@
           <w:sz w:val="32"/>
         </w:rPr>
         <w:drawing>
-          <wp:anchor distT="0" distB="0" distL="114300" distR="114300" simplePos="0" relativeHeight="251659264" behindDoc="0" locked="0" layoutInCell="1" allowOverlap="1" wp14:anchorId="38D881E0" wp14:editId="6E98EA70">
+          <wp:anchor distT="0" distB="0" distL="114300" distR="114300" simplePos="0" relativeHeight="251658752" behindDoc="0" locked="0" layoutInCell="1" allowOverlap="1" wp14:anchorId="38D881E0" wp14:editId="67F1EB8D">
             <wp:simplePos x="0" y="0"/>
             <wp:positionH relativeFrom="margin">
               <wp:align>right</wp:align>
@@ -594,7 +47,7 @@
             <wp:positionV relativeFrom="margin">
               <wp:align>top</wp:align>
             </wp:positionV>
-            <wp:extent cx="822960" cy="822960"/>
+            <wp:extent cx="1371600" cy="1371600"/>
             <wp:effectExtent l="0" t="0" r="0" b="0"/>
             <wp:wrapNone/>
             <wp:docPr id="2032420914" name="Picture 1"/>
@@ -609,7 +62,7 @@
                     <pic:cNvPicPr/>
                   </pic:nvPicPr>
                   <pic:blipFill>
-                    <a:blip r:embed="rId8"/>
+                    <a:blip r:embed="rId6"/>
                     <a:stretch>
                       <a:fillRect/>
                     </a:stretch>
@@ -617,7 +70,7 @@
                   <pic:spPr>
                     <a:xfrm>
                       <a:off x="0" y="0"/>
-                      <a:ext cx="822960" cy="822960"/>
+                      <a:ext cx="1371600" cy="1371600"/>
                     </a:xfrm>
                     <a:prstGeom prst="rect">
                       <a:avLst/>
@@ -636,10 +89,7 @@
         </w:drawing>
       </w:r>
       <w:r>
-        <w:t>Recognized for leadership, problem-solving, adaptability, and operational excellence in high-pressure environments</w:t>
-      </w:r>
-      <w:r>
-        <w:t>.</w:t>
+        <w:t xml:space="preserve"> </w:t>
       </w:r>
     </w:p>
     <w:p>
@@ -648,459 +98,6 @@
         <w:rPr>
           <w:b/>
         </w:rPr>
-      </w:pPr>
-    </w:p>
-    <w:p>
-      <w:pPr>
-        <w:spacing w:after="60" w:line="240" w:lineRule="auto"/>
-        <w:rPr>
-          <w:b/>
-        </w:rPr>
-      </w:pPr>
-    </w:p>
-    <w:p>
-      <w:pPr>
-        <w:pBdr>
-          <w:bottom w:val="single" w:sz="4" w:space="1" w:color="auto"/>
-        </w:pBdr>
-        <w:spacing w:after="60" w:line="240" w:lineRule="auto"/>
-        <w:rPr>
-          <w:sz w:val="24"/>
-          <w:szCs w:val="24"/>
-        </w:rPr>
-      </w:pPr>
-      <w:r>
-        <w:rPr>
-          <w:b/>
-          <w:sz w:val="24"/>
-          <w:szCs w:val="24"/>
-        </w:rPr>
-        <w:t>TECHNICAL SKILLS</w:t>
-      </w:r>
-    </w:p>
-    <w:p>
-      <w:pPr>
-        <w:spacing w:after="60" w:line="240" w:lineRule="auto"/>
-      </w:pPr>
-      <w:r>
-        <w:t xml:space="preserve">Windows 10/11 | </w:t>
-      </w:r>
-      <w:r>
-        <w:t xml:space="preserve">Microsoft 365 </w:t>
-      </w:r>
-      <w:r>
-        <w:rPr>
-          <w:b/>
-          <w:color w:val="000000" w:themeColor="text1"/>
-        </w:rPr>
-        <w:t>|</w:t>
-      </w:r>
-      <w:r>
-        <w:t xml:space="preserve"> Microsoft Teams </w:t>
-      </w:r>
-      <w:r>
-        <w:rPr>
-          <w:b/>
-          <w:color w:val="000000" w:themeColor="text1"/>
-        </w:rPr>
-        <w:t>|</w:t>
-      </w:r>
-      <w:r>
-        <w:t xml:space="preserve"> Excel </w:t>
-      </w:r>
-      <w:r>
-        <w:rPr>
-          <w:b/>
-          <w:color w:val="000000" w:themeColor="text1"/>
-        </w:rPr>
-        <w:t>|</w:t>
-      </w:r>
-      <w:r>
-        <w:t xml:space="preserve"> Word </w:t>
-      </w:r>
-      <w:r>
-        <w:rPr>
-          <w:b/>
-          <w:color w:val="000000" w:themeColor="text1"/>
-        </w:rPr>
-        <w:t>|</w:t>
-      </w:r>
-      <w:r>
-        <w:t xml:space="preserve"> Outlook</w:t>
-      </w:r>
-      <w:r>
-        <w:br/>
-        <w:t xml:space="preserve">Windows Administration </w:t>
-      </w:r>
-      <w:r>
-        <w:rPr>
-          <w:b/>
-          <w:color w:val="000000" w:themeColor="text1"/>
-        </w:rPr>
-        <w:t>|</w:t>
-      </w:r>
-      <w:r>
-        <w:t xml:space="preserve"> Technical Troubleshooting </w:t>
-      </w:r>
-      <w:r>
-        <w:rPr>
-          <w:b/>
-          <w:color w:val="000000" w:themeColor="text1"/>
-        </w:rPr>
-        <w:t>|</w:t>
-      </w:r>
-      <w:r>
-        <w:t xml:space="preserve"> End-User Support</w:t>
-      </w:r>
-      <w:r>
-        <w:br/>
-        <w:t xml:space="preserve">DTS </w:t>
-      </w:r>
-      <w:r>
-        <w:rPr>
-          <w:b/>
-          <w:color w:val="000000" w:themeColor="text1"/>
-        </w:rPr>
-        <w:t>|</w:t>
-      </w:r>
-      <w:r>
-        <w:t xml:space="preserve"> NSIPS </w:t>
-      </w:r>
-      <w:r>
-        <w:rPr>
-          <w:b/>
-          <w:color w:val="000000" w:themeColor="text1"/>
-        </w:rPr>
-        <w:t>|</w:t>
-      </w:r>
-      <w:r>
-        <w:t xml:space="preserve"> Salesforce </w:t>
-      </w:r>
-      <w:r>
-        <w:rPr>
-          <w:b/>
-          <w:color w:val="000000" w:themeColor="text1"/>
-        </w:rPr>
-        <w:t>|</w:t>
-      </w:r>
-      <w:r>
-        <w:t xml:space="preserve"> Personnel Information Systems</w:t>
-      </w:r>
-      <w:r>
-        <w:br/>
-        <w:t xml:space="preserve">Records Management </w:t>
-      </w:r>
-      <w:r>
-        <w:rPr>
-          <w:b/>
-          <w:color w:val="000000" w:themeColor="text1"/>
-        </w:rPr>
-        <w:t>|</w:t>
-      </w:r>
-      <w:r>
-        <w:t xml:space="preserve"> Data Entry &amp; Validation </w:t>
-      </w:r>
-      <w:r>
-        <w:rPr>
-          <w:b/>
-          <w:color w:val="000000" w:themeColor="text1"/>
-        </w:rPr>
-        <w:t>|</w:t>
-      </w:r>
-      <w:r>
-        <w:t xml:space="preserve"> Technical Documentation</w:t>
-      </w:r>
-      <w:r>
-        <w:br/>
-        <w:t xml:space="preserve">Information Security </w:t>
-      </w:r>
-      <w:r>
-        <w:rPr>
-          <w:b/>
-          <w:color w:val="000000" w:themeColor="text1"/>
-        </w:rPr>
-        <w:t>|</w:t>
-      </w:r>
-      <w:r>
-        <w:t xml:space="preserve"> Access Control </w:t>
-      </w:r>
-      <w:r>
-        <w:rPr>
-          <w:b/>
-          <w:color w:val="000000" w:themeColor="text1"/>
-        </w:rPr>
-        <w:t>|</w:t>
-      </w:r>
-      <w:r>
-        <w:t xml:space="preserve"> Workflow Optimization</w:t>
-      </w:r>
-      <w:r>
-        <w:br/>
-        <w:t xml:space="preserve">Customer Support </w:t>
-      </w:r>
-      <w:r>
-        <w:rPr>
-          <w:b/>
-          <w:color w:val="000000" w:themeColor="text1"/>
-        </w:rPr>
-        <w:t>|</w:t>
-      </w:r>
-      <w:r>
-        <w:t xml:space="preserve"> Process Improvement </w:t>
-      </w:r>
-      <w:r>
-        <w:rPr>
-          <w:b/>
-          <w:color w:val="000000" w:themeColor="text1"/>
-        </w:rPr>
-        <w:t>|</w:t>
-      </w:r>
-      <w:r>
-        <w:t xml:space="preserve"> Hardware &amp; Software Support</w:t>
-      </w:r>
-    </w:p>
-    <w:p>
-      <w:pPr>
-        <w:pBdr>
-          <w:bottom w:val="single" w:sz="4" w:space="1" w:color="auto"/>
-        </w:pBdr>
-        <w:spacing w:after="60" w:line="240" w:lineRule="auto"/>
-        <w:rPr>
-          <w:b/>
-          <w:sz w:val="24"/>
-          <w:szCs w:val="24"/>
-        </w:rPr>
-      </w:pPr>
-    </w:p>
-    <w:p>
-      <w:pPr>
-        <w:pBdr>
-          <w:bottom w:val="single" w:sz="4" w:space="1" w:color="auto"/>
-        </w:pBdr>
-        <w:spacing w:after="60" w:line="240" w:lineRule="auto"/>
-        <w:rPr>
-          <w:b/>
-          <w:sz w:val="24"/>
-          <w:szCs w:val="24"/>
-        </w:rPr>
-      </w:pPr>
-      <w:r>
-        <w:rPr>
-          <w:b/>
-          <w:sz w:val="24"/>
-          <w:szCs w:val="24"/>
-        </w:rPr>
-        <w:t>EDUCATION</w:t>
-      </w:r>
-    </w:p>
-    <w:p>
-      <w:pPr>
-        <w:spacing w:after="60" w:line="240" w:lineRule="auto"/>
-      </w:pPr>
-      <w:r>
-        <w:t>Florida State College at Jacksonville (FSCJ)</w:t>
-      </w:r>
-      <w:r>
-        <w:br/>
-        <w:t>Associate of Science, Information Technology</w:t>
-      </w:r>
-      <w:r>
-        <w:br/>
-        <w:t>Expected Graduation: 2028</w:t>
-      </w:r>
-      <w:r>
-        <w:br/>
-      </w:r>
-      <w:r>
-        <w:br/>
-      </w:r>
-      <w:r>
-        <w:rPr>
-          <w:b/>
-          <w:bCs/>
-        </w:rPr>
-        <w:t>Department of Labor Registered Apprenticeships</w:t>
-      </w:r>
-    </w:p>
-    <w:p>
-      <w:pPr>
-        <w:pStyle w:val="ListParagraph"/>
-        <w:numPr>
-          <w:ilvl w:val="0"/>
-          <w:numId w:val="14"/>
-        </w:numPr>
-        <w:spacing w:after="60" w:line="240" w:lineRule="auto"/>
-      </w:pPr>
-      <w:r>
-        <w:t>Office Manager / Administrative Services – 4,000 Hours</w:t>
-      </w:r>
-    </w:p>
-    <w:p>
-      <w:pPr>
-        <w:pStyle w:val="ListParagraph"/>
-        <w:numPr>
-          <w:ilvl w:val="0"/>
-          <w:numId w:val="14"/>
-        </w:numPr>
-        <w:spacing w:after="60" w:line="240" w:lineRule="auto"/>
-      </w:pPr>
-      <w:r>
-        <w:t>Computer Operator – 2,000 Hours</w:t>
-      </w:r>
-    </w:p>
-    <w:p>
-      <w:pPr>
-        <w:spacing w:after="60" w:line="240" w:lineRule="auto"/>
-        <w:rPr>
-          <w:b/>
-        </w:rPr>
-      </w:pPr>
-    </w:p>
-    <w:p>
-      <w:pPr>
-        <w:pBdr>
-          <w:bottom w:val="single" w:sz="4" w:space="1" w:color="auto"/>
-        </w:pBdr>
-        <w:spacing w:after="60" w:line="240" w:lineRule="auto"/>
-        <w:rPr>
-          <w:sz w:val="24"/>
-          <w:szCs w:val="24"/>
-        </w:rPr>
-      </w:pPr>
-      <w:r>
-        <w:rPr>
-          <w:b/>
-          <w:sz w:val="24"/>
-          <w:szCs w:val="24"/>
-        </w:rPr>
-        <w:t>CERTIFICATIONS &amp; PROFESSIONAL TRAINING</w:t>
-      </w:r>
-    </w:p>
-    <w:p>
-      <w:pPr>
-        <w:pStyle w:val="ListParagraph"/>
-        <w:numPr>
-          <w:ilvl w:val="0"/>
-          <w:numId w:val="11"/>
-        </w:numPr>
-        <w:spacing w:after="60" w:line="240" w:lineRule="auto"/>
-        <w:rPr>
-          <w:bCs/>
-        </w:rPr>
-      </w:pPr>
-      <w:r>
-        <w:rPr>
-          <w:bCs/>
-        </w:rPr>
-        <w:t>Command Pay and Personnel Administrator (CPPA)</w:t>
-      </w:r>
-    </w:p>
-    <w:p>
-      <w:pPr>
-        <w:pStyle w:val="ListParagraph"/>
-        <w:numPr>
-          <w:ilvl w:val="0"/>
-          <w:numId w:val="11"/>
-        </w:numPr>
-        <w:spacing w:after="60" w:line="240" w:lineRule="auto"/>
-        <w:rPr>
-          <w:bCs/>
-        </w:rPr>
-      </w:pPr>
-      <w:r>
-        <w:rPr>
-          <w:bCs/>
-        </w:rPr>
-        <w:t>Organizational Defense Travel Administrator (ODTA)</w:t>
-      </w:r>
-    </w:p>
-    <w:p>
-      <w:pPr>
-        <w:pStyle w:val="ListParagraph"/>
-        <w:numPr>
-          <w:ilvl w:val="0"/>
-          <w:numId w:val="11"/>
-        </w:numPr>
-        <w:spacing w:after="60" w:line="240" w:lineRule="auto"/>
-        <w:rPr>
-          <w:bCs/>
-        </w:rPr>
-      </w:pPr>
-      <w:r>
-        <w:rPr>
-          <w:bCs/>
-        </w:rPr>
-        <w:t>Defense Travel System (DTS) Administrator</w:t>
-      </w:r>
-    </w:p>
-    <w:p>
-      <w:pPr>
-        <w:pStyle w:val="ListParagraph"/>
-        <w:numPr>
-          <w:ilvl w:val="0"/>
-          <w:numId w:val="11"/>
-        </w:numPr>
-        <w:spacing w:after="60" w:line="240" w:lineRule="auto"/>
-        <w:rPr>
-          <w:bCs/>
-        </w:rPr>
-      </w:pPr>
-      <w:r>
-        <w:rPr>
-          <w:bCs/>
-        </w:rPr>
-        <w:t>Salesforce Platform User</w:t>
-      </w:r>
-    </w:p>
-    <w:p>
-      <w:pPr>
-        <w:pStyle w:val="ListParagraph"/>
-        <w:numPr>
-          <w:ilvl w:val="0"/>
-          <w:numId w:val="11"/>
-        </w:numPr>
-        <w:spacing w:after="60" w:line="240" w:lineRule="auto"/>
-        <w:rPr>
-          <w:bCs/>
-        </w:rPr>
-      </w:pPr>
-      <w:r>
-        <w:rPr>
-          <w:bCs/>
-        </w:rPr>
-        <w:t>SEJPME E6–E9 Professional Military Education</w:t>
-      </w:r>
-    </w:p>
-    <w:p>
-      <w:pPr>
-        <w:pStyle w:val="ListParagraph"/>
-        <w:numPr>
-          <w:ilvl w:val="0"/>
-          <w:numId w:val="11"/>
-        </w:numPr>
-        <w:spacing w:after="60" w:line="240" w:lineRule="auto"/>
-        <w:rPr>
-          <w:bCs/>
-        </w:rPr>
-      </w:pPr>
-      <w:r>
-        <w:rPr>
-          <w:bCs/>
-        </w:rPr>
-        <w:t>Microsoft Office Suite (Excel, Word, Outlook, Teams)</w:t>
-      </w:r>
-    </w:p>
-    <w:p>
-      <w:pPr>
-        <w:spacing w:after="60" w:line="240" w:lineRule="auto"/>
-        <w:rPr>
-          <w:b/>
-        </w:rPr>
-      </w:pPr>
-    </w:p>
-    <w:p>
-      <w:pPr>
-        <w:spacing w:after="60" w:line="240" w:lineRule="auto"/>
       </w:pPr>
     </w:p>
     <w:sectPr>

--- a/files/Zane-Resume.docx
+++ b/files/Zane-Resume.docx
@@ -14,40 +14,19 @@
       <w:r>
         <w:rPr>
           <w:b/>
-          <w:sz w:val="32"/>
-        </w:rPr>
-        <w:t>Resume for</w:t>
-      </w:r>
-      <w:r>
-        <w:rPr>
-          <w:b/>
-          <w:sz w:val="32"/>
-        </w:rPr>
-        <w:t xml:space="preserve"> </w:t>
-      </w:r>
-      <w:r>
-        <w:rPr>
-          <w:b/>
-          <w:sz w:val="32"/>
-        </w:rPr>
-        <w:t>Glendon Zane</w:t>
-      </w:r>
-      <w:r>
-        <w:rPr>
-          <w:b/>
           <w:noProof/>
           <w:sz w:val="32"/>
         </w:rPr>
         <w:drawing>
-          <wp:anchor distT="0" distB="0" distL="114300" distR="114300" simplePos="0" relativeHeight="251658752" behindDoc="0" locked="0" layoutInCell="1" allowOverlap="1" wp14:anchorId="38D881E0" wp14:editId="67F1EB8D">
+          <wp:anchor distT="0" distB="0" distL="114300" distR="114300" simplePos="0" relativeHeight="251658752" behindDoc="0" locked="0" layoutInCell="1" allowOverlap="1" wp14:anchorId="38D881E0" wp14:editId="7DD82215">
             <wp:simplePos x="0" y="0"/>
             <wp:positionH relativeFrom="margin">
-              <wp:align>right</wp:align>
+              <wp:posOffset>5674995</wp:posOffset>
             </wp:positionH>
             <wp:positionV relativeFrom="margin">
-              <wp:align>top</wp:align>
+              <wp:posOffset>9525</wp:posOffset>
             </wp:positionV>
-            <wp:extent cx="1371600" cy="1371600"/>
+            <wp:extent cx="914400" cy="914400"/>
             <wp:effectExtent l="0" t="0" r="0" b="0"/>
             <wp:wrapNone/>
             <wp:docPr id="2032420914" name="Picture 1"/>
@@ -70,7 +49,7 @@
                   <pic:spPr>
                     <a:xfrm>
                       <a:off x="0" y="0"/>
-                      <a:ext cx="1371600" cy="1371600"/>
+                      <a:ext cx="914400" cy="914400"/>
                     </a:xfrm>
                     <a:prstGeom prst="rect">
                       <a:avLst/>
@@ -87,6 +66,27 @@
             </wp14:sizeRelV>
           </wp:anchor>
         </w:drawing>
+      </w:r>
+      <w:r>
+        <w:rPr>
+          <w:b/>
+          <w:sz w:val="32"/>
+        </w:rPr>
+        <w:t>Resume for</w:t>
+      </w:r>
+      <w:r>
+        <w:rPr>
+          <w:b/>
+          <w:sz w:val="32"/>
+        </w:rPr>
+        <w:t xml:space="preserve"> </w:t>
+      </w:r>
+      <w:r>
+        <w:rPr>
+          <w:b/>
+          <w:sz w:val="32"/>
+        </w:rPr>
+        <w:t>Glendon Zane</w:t>
       </w:r>
       <w:r>
         <w:t xml:space="preserve"> </w:t>

--- a/files/Zane-Resume.docx
+++ b/files/Zane-Resume.docx
@@ -18,13 +18,13 @@
           <w:sz w:val="32"/>
         </w:rPr>
         <w:drawing>
-          <wp:anchor distT="0" distB="0" distL="114300" distR="114300" simplePos="0" relativeHeight="251658752" behindDoc="0" locked="0" layoutInCell="1" allowOverlap="1" wp14:anchorId="38D881E0" wp14:editId="7DD82215">
+          <wp:anchor distT="0" distB="0" distL="114300" distR="114300" simplePos="0" relativeHeight="251658752" behindDoc="0" locked="0" layoutInCell="1" allowOverlap="1" wp14:anchorId="38D881E0" wp14:editId="441D39CF">
             <wp:simplePos x="0" y="0"/>
             <wp:positionH relativeFrom="margin">
-              <wp:posOffset>5674995</wp:posOffset>
+              <wp:align>right</wp:align>
             </wp:positionH>
             <wp:positionV relativeFrom="margin">
-              <wp:posOffset>9525</wp:posOffset>
+              <wp:align>top</wp:align>
             </wp:positionV>
             <wp:extent cx="914400" cy="914400"/>
             <wp:effectExtent l="0" t="0" r="0" b="0"/>
